--- a/tools/Промты_оружие_ранги_1_2_и_значки.docx
+++ b/tools/Промты_оружие_ранги_1_2_и_значки.docx
@@ -23,7 +23,7 @@
           <w:sz w:val="22"/>
           <w:szCs w:val="22"/>
         </w:rPr>
-        <w:t xml:space="preserve">Ранги оружия: 1-й — 1–20 ур., 2-й — 21–50 ур. В каждом ранге 12 видов: одноручные — меч, посох, булава, топор, кинжал; двуручные — меч, посох, булава, топор, копьё, лук, арбалет.</w:t>
+        <w:t xml:space="preserve">Ранги оружия: 1-й — 1–20 ур., 2-й — 21–50 ур. В каждом ранге 13 предметов: одноручные — меч, посох, булава, топор, кинжал; двуручные — меч, посох, булава, топор, копьё (Мечник), лук, арбалет; щит.</w:t>
       </w:r>
     </w:p>
     <w:p>
@@ -560,7 +560,7 @@
         <w:rPr>
           <w:rFonts w:ascii="Calibri" w:cs="Calibri" w:eastAsia="Calibri" w:hAnsi="Calibri"/>
         </w:rPr>
-        <w:t xml:space="preserve">Копьё (новое, двуручное)</w:t>
+        <w:t xml:space="preserve">Копьё (двуручное, Мечник)</w:t>
       </w:r>
       <w:r>
         <w:rPr>
@@ -642,7 +642,7 @@
         <w:rPr>
           <w:rFonts w:ascii="Calibri" w:cs="Calibri" w:eastAsia="Calibri" w:hAnsi="Calibri"/>
         </w:rPr>
-        <w:t xml:space="preserve">Арбалет (двуручный)</w:t>
+        <w:t xml:space="preserve">Щит (вторая рука)</w:t>
       </w:r>
       <w:r>
         <w:rPr>
@@ -651,7 +651,7 @@
           <w:sz w:val="20"/>
           <w:szCs w:val="20"/>
         </w:rPr>
-        <w:t xml:space="preserve">   файл: weapon_crossbow_r1.glb</w:t>
+        <w:t xml:space="preserve">   файл: weapon_shield_r1.glb</w:t>
       </w:r>
     </w:p>
     <w:p>
@@ -671,19 +671,7 @@
           <w:sz w:val="21"/>
           <w:szCs w:val="21"/>
         </w:rPr>
-        <w:t xml:space="preserve">Crossbow, total length about 0.85 m, a wooden stock with a trigger, a horizontal bow (prod) at the front about 0.7 m wide, the bowstring as a thin SOLID cord, a loaded bolt in the groove. ORIENTATION for the crossbow: standing upright on the butt of the stock, the prod at the top, seen from the front-top so the prod is spread left-right. Brown wooden stock with bronze fittings, dark steel prod, simple iron trigger. RANK 1 adventurer weapon (levels 1-20): well-made but humble — forged steel with a slightly dark tint, warm brown wood, worn leather wraps, small BRONZE fittings and rivets, one simple engraved line pattern, NO gems, NO glow. Stylized hand-painted anime fantasy game asset in Genshin Impact-like style, crisp readable silhouette, clean hard edges, believable proportions for a human 1.75 m tall. ONE single solid weapon only, all parts connected (no floating pieces), no character, no hands, no stand, no scabbard, no base, no ground plane, no background. ORIENTATION (unless stated otherwise above): standing perfectly upright and straight, grip at the bottom, working end (blade / head / tip) at the top, front view, centered, symmetrical where the weapon is symmetrical. Game-ready low poly, clean topology.</w:t>
-      </w:r>
-    </w:p>
-    <w:p>
-      <w:pPr>
-        <w:pStyle w:val="Heading1"/>
-        <w:pageBreakBefore/>
-      </w:pPr>
-      <w:r>
-        <w:rPr>
-          <w:rFonts w:ascii="Calibri" w:cs="Calibri" w:eastAsia="Calibri" w:hAnsi="Calibri"/>
-        </w:rPr>
-        <w:t xml:space="preserve">Ранг 2 (21–50 ур.)</w:t>
+        <w:t xml:space="preserve">Shield for the off hand, a classic heater/kite shape about 0.75 m tall and 0.55 m wide, slightly curved, a raised central boss and a thick rim; the back has a simple strap grip (not visible from the front). ORIENTATION for the shield: standing upright, point down, front face toward the camera, symmetrical. Oak planks with a dark-steel rim and riveted bronze boss, a simple painted sun-ray pattern in faded blue and cream, scratches from use. RANK 1 adventurer weapon (levels 1-20): well-made but humble — forged steel with a slightly dark tint, warm brown wood, worn leather wraps, small BRONZE fittings and rivets, one simple engraved line pattern, NO gems, NO glow. Stylized hand-painted anime fantasy game asset in Genshin Impact-like style, crisp readable silhouette, clean hard edges, believable proportions for a human 1.75 m tall. ONE single solid weapon only, all parts connected (no floating pieces), no character, no hands, no stand, no scabbard, no base, no ground plane, no background. ORIENTATION (unless stated otherwise above): standing perfectly upright and straight, grip at the bottom, working end (blade / head / tip) at the top, front view, centered, symmetrical where the weapon is symmetrical. Game-ready low poly, clean topology.</w:t>
       </w:r>
     </w:p>
     <w:p>
@@ -695,7 +683,7 @@
         <w:rPr>
           <w:rFonts w:ascii="Calibri" w:cs="Calibri" w:eastAsia="Calibri" w:hAnsi="Calibri"/>
         </w:rPr>
-        <w:t xml:space="preserve">Одноручный меч</w:t>
+        <w:t xml:space="preserve">Арбалет (двуручный)</w:t>
       </w:r>
       <w:r>
         <w:rPr>
@@ -704,7 +692,7 @@
           <w:sz w:val="20"/>
           <w:szCs w:val="20"/>
         </w:rPr>
-        <w:t xml:space="preserve">   файл: weapon_sword_1h_r2.glb</w:t>
+        <w:t xml:space="preserve">   файл: weapon_crossbow_r1.glb</w:t>
       </w:r>
     </w:p>
     <w:p>
@@ -724,7 +712,19 @@
           <w:sz w:val="21"/>
           <w:szCs w:val="21"/>
         </w:rPr>
-        <w:t xml:space="preserve">One-handed straight sword, total length about 0.95 m, double-edged blade about 4 cm wide with a central fuller, cross guard, one-hand grip, pommel. Bright steel blade with a thin gold line along the fuller, elegant swept cross guard with silver leaf curls, dark blue leather grip with silver wire, sapphire set in the pommel. RANK 2 veteran weapon (levels 21-50): clearly more noble and refined than a starter weapon — polished bright steel, dark lacquered wood, SILVER and GOLD inlays with elegant flowing engravings, ONE small faceted gemstone set in the guard or head, a faint magical glow only on the gem, more distinctive and elegant silhouette, still practical (not oversized, not spiky). Stylized hand-painted anime fantasy game asset in Genshin Impact-like style, crisp readable silhouette, clean hard edges, believable proportions for a human 1.75 m tall. ONE single solid weapon only, all parts connected (no floating pieces), no character, no hands, no stand, no scabbard, no base, no ground plane, no background. ORIENTATION (unless stated otherwise above): standing perfectly upright and straight, grip at the bottom, working end (blade / head / tip) at the top, front view, centered, symmetrical where the weapon is symmetrical. Game-ready low poly, clean topology.</w:t>
+        <w:t xml:space="preserve">Crossbow, total length about 0.85 m, a wooden stock with a trigger, a horizontal bow (prod) at the front about 0.7 m wide, the bowstring as a thin SOLID cord, a loaded bolt in the groove. ORIENTATION for the crossbow: standing upright on the butt of the stock, the prod at the top, seen from the front-top so the prod is spread left-right. Brown wooden stock with bronze fittings, dark steel prod, simple iron trigger. RANK 1 adventurer weapon (levels 1-20): well-made but humble — forged steel with a slightly dark tint, warm brown wood, worn leather wraps, small BRONZE fittings and rivets, one simple engraved line pattern, NO gems, NO glow. Stylized hand-painted anime fantasy game asset in Genshin Impact-like style, crisp readable silhouette, clean hard edges, believable proportions for a human 1.75 m tall. ONE single solid weapon only, all parts connected (no floating pieces), no character, no hands, no stand, no scabbard, no base, no ground plane, no background. ORIENTATION (unless stated otherwise above): standing perfectly upright and straight, grip at the bottom, working end (blade / head / tip) at the top, front view, centered, symmetrical where the weapon is symmetrical. Game-ready low poly, clean topology.</w:t>
+      </w:r>
+    </w:p>
+    <w:p>
+      <w:pPr>
+        <w:pStyle w:val="Heading1"/>
+        <w:pageBreakBefore/>
+      </w:pPr>
+      <w:r>
+        <w:rPr>
+          <w:rFonts w:ascii="Calibri" w:cs="Calibri" w:eastAsia="Calibri" w:hAnsi="Calibri"/>
+        </w:rPr>
+        <w:t xml:space="preserve">Ранг 2 (21–50 ур.)</w:t>
       </w:r>
     </w:p>
     <w:p>
@@ -736,7 +736,7 @@
         <w:rPr>
           <w:rFonts w:ascii="Calibri" w:cs="Calibri" w:eastAsia="Calibri" w:hAnsi="Calibri"/>
         </w:rPr>
-        <w:t xml:space="preserve">Одноручный посох</w:t>
+        <w:t xml:space="preserve">Одноручный меч</w:t>
       </w:r>
       <w:r>
         <w:rPr>
@@ -745,7 +745,7 @@
           <w:sz w:val="20"/>
           <w:szCs w:val="20"/>
         </w:rPr>
-        <w:t xml:space="preserve">   файл: weapon_staff_1h_r2.glb</w:t>
+        <w:t xml:space="preserve">   файл: weapon_sword_1h_r2.glb</w:t>
       </w:r>
     </w:p>
     <w:p>
@@ -765,7 +765,7 @@
           <w:sz w:val="21"/>
           <w:szCs w:val="21"/>
         </w:rPr>
-        <w:t xml:space="preserve">One-handed short magic staff (wand-staff), total length about 0.8 m, slim straight shaft, the top holds a crystal, a short grip wrap in the lower third. Dark lacquered wood shaft with silver spiral inlay, the top is a graceful silver crescent cradling a faceted glowing violet crystal, small gold cap at the bottom end. RANK 2 veteran weapon (levels 21-50): clearly more noble and refined than a starter weapon — polished bright steel, dark lacquered wood, SILVER and GOLD inlays with elegant flowing engravings, ONE small faceted gemstone set in the guard or head, a faint magical glow only on the gem, more distinctive and elegant silhouette, still practical (not oversized, not spiky). Stylized hand-painted anime fantasy game asset in Genshin Impact-like style, crisp readable silhouette, clean hard edges, believable proportions for a human 1.75 m tall. ONE single solid weapon only, all parts connected (no floating pieces), no character, no hands, no stand, no scabbard, no base, no ground plane, no background. ORIENTATION (unless stated otherwise above): standing perfectly upright and straight, grip at the bottom, working end (blade / head / tip) at the top, front view, centered, symmetrical where the weapon is symmetrical. Game-ready low poly, clean topology.</w:t>
+        <w:t xml:space="preserve">One-handed straight sword, total length about 0.95 m, double-edged blade about 4 cm wide with a central fuller, cross guard, one-hand grip, pommel. Bright steel blade with a thin gold line along the fuller, elegant swept cross guard with silver leaf curls, dark blue leather grip with silver wire, sapphire set in the pommel. RANK 2 veteran weapon (levels 21-50): clearly more noble and refined than a starter weapon — polished bright steel, dark lacquered wood, SILVER and GOLD inlays with elegant flowing engravings, ONE small faceted gemstone set in the guard or head, a faint magical glow only on the gem, more distinctive and elegant silhouette, still practical (not oversized, not spiky). Stylized hand-painted anime fantasy game asset in Genshin Impact-like style, crisp readable silhouette, clean hard edges, believable proportions for a human 1.75 m tall. ONE single solid weapon only, all parts connected (no floating pieces), no character, no hands, no stand, no scabbard, no base, no ground plane, no background. ORIENTATION (unless stated otherwise above): standing perfectly upright and straight, grip at the bottom, working end (blade / head / tip) at the top, front view, centered, symmetrical where the weapon is symmetrical. Game-ready low poly, clean topology.</w:t>
       </w:r>
     </w:p>
     <w:p>
@@ -777,7 +777,7 @@
         <w:rPr>
           <w:rFonts w:ascii="Calibri" w:cs="Calibri" w:eastAsia="Calibri" w:hAnsi="Calibri"/>
         </w:rPr>
-        <w:t xml:space="preserve">Одноручная булава</w:t>
+        <w:t xml:space="preserve">Одноручный посох</w:t>
       </w:r>
       <w:r>
         <w:rPr>
@@ -786,7 +786,7 @@
           <w:sz w:val="20"/>
           <w:szCs w:val="20"/>
         </w:rPr>
-        <w:t xml:space="preserve">   файл: weapon_mace_1h_r2.glb</w:t>
+        <w:t xml:space="preserve">   файл: weapon_staff_1h_r2.glb</w:t>
       </w:r>
     </w:p>
     <w:p>
@@ -806,7 +806,7 @@
           <w:sz w:val="21"/>
           <w:szCs w:val="21"/>
         </w:rPr>
-        <w:t xml:space="preserve">One-handed mace, total length about 0.75 m, a flanged head on a straight handle, short grip with a pommel. Polished steel head with six flanges shaped like stylized leaves edged with gold, steel handle with silver engraving, a small amber gem on top of the head. RANK 2 veteran weapon (levels 21-50): clearly more noble and refined than a starter weapon — polished bright steel, dark lacquered wood, SILVER and GOLD inlays with elegant flowing engravings, ONE small faceted gemstone set in the guard or head, a faint magical glow only on the gem, more distinctive and elegant silhouette, still practical (not oversized, not spiky). Stylized hand-painted anime fantasy game asset in Genshin Impact-like style, crisp readable silhouette, clean hard edges, believable proportions for a human 1.75 m tall. ONE single solid weapon only, all parts connected (no floating pieces), no character, no hands, no stand, no scabbard, no base, no ground plane, no background. ORIENTATION (unless stated otherwise above): standing perfectly upright and straight, grip at the bottom, working end (blade / head / tip) at the top, front view, centered, symmetrical where the weapon is symmetrical. Game-ready low poly, clean topology.</w:t>
+        <w:t xml:space="preserve">One-handed short magic staff (wand-staff), total length about 0.8 m, slim straight shaft, the top holds a crystal, a short grip wrap in the lower third. Dark lacquered wood shaft with silver spiral inlay, the top is a graceful silver crescent cradling a faceted glowing violet crystal, small gold cap at the bottom end. RANK 2 veteran weapon (levels 21-50): clearly more noble and refined than a starter weapon — polished bright steel, dark lacquered wood, SILVER and GOLD inlays with elegant flowing engravings, ONE small faceted gemstone set in the guard or head, a faint magical glow only on the gem, more distinctive and elegant silhouette, still practical (not oversized, not spiky). Stylized hand-painted anime fantasy game asset in Genshin Impact-like style, crisp readable silhouette, clean hard edges, believable proportions for a human 1.75 m tall. ONE single solid weapon only, all parts connected (no floating pieces), no character, no hands, no stand, no scabbard, no base, no ground plane, no background. ORIENTATION (unless stated otherwise above): standing perfectly upright and straight, grip at the bottom, working end (blade / head / tip) at the top, front view, centered, symmetrical where the weapon is symmetrical. Game-ready low poly, clean topology.</w:t>
       </w:r>
     </w:p>
     <w:p>
@@ -818,7 +818,7 @@
         <w:rPr>
           <w:rFonts w:ascii="Calibri" w:cs="Calibri" w:eastAsia="Calibri" w:hAnsi="Calibri"/>
         </w:rPr>
-        <w:t xml:space="preserve">Одноручный топор</w:t>
+        <w:t xml:space="preserve">Одноручная булава</w:t>
       </w:r>
       <w:r>
         <w:rPr>
@@ -827,7 +827,7 @@
           <w:sz w:val="20"/>
           <w:szCs w:val="20"/>
         </w:rPr>
-        <w:t xml:space="preserve">   файл: weapon_axe_1h_r2.glb</w:t>
+        <w:t xml:space="preserve">   файл: weapon_mace_1h_r2.glb</w:t>
       </w:r>
     </w:p>
     <w:p>
@@ -847,7 +847,7 @@
           <w:sz w:val="21"/>
           <w:szCs w:val="21"/>
         </w:rPr>
-        <w:t xml:space="preserve">One-handed axe, total length about 0.7 m, a single bearded blade on one side, straight handle. Polished steel blade with an elegant curved edge and silver wave engraving, dark wood handle with gold bands, a small ruby set where the blade meets the handle. RANK 2 veteran weapon (levels 21-50): clearly more noble and refined than a starter weapon — polished bright steel, dark lacquered wood, SILVER and GOLD inlays with elegant flowing engravings, ONE small faceted gemstone set in the guard or head, a faint magical glow only on the gem, more distinctive and elegant silhouette, still practical (not oversized, not spiky). Stylized hand-painted anime fantasy game asset in Genshin Impact-like style, crisp readable silhouette, clean hard edges, believable proportions for a human 1.75 m tall. ONE single solid weapon only, all parts connected (no floating pieces), no character, no hands, no stand, no scabbard, no base, no ground plane, no background. ORIENTATION (unless stated otherwise above): standing perfectly upright and straight, grip at the bottom, working end (blade / head / tip) at the top, front view, centered, symmetrical where the weapon is symmetrical. Game-ready low poly, clean topology.</w:t>
+        <w:t xml:space="preserve">One-handed mace, total length about 0.75 m, a flanged head on a straight handle, short grip with a pommel. Polished steel head with six flanges shaped like stylized leaves edged with gold, steel handle with silver engraving, a small amber gem on top of the head. RANK 2 veteran weapon (levels 21-50): clearly more noble and refined than a starter weapon — polished bright steel, dark lacquered wood, SILVER and GOLD inlays with elegant flowing engravings, ONE small faceted gemstone set in the guard or head, a faint magical glow only on the gem, more distinctive and elegant silhouette, still practical (not oversized, not spiky). Stylized hand-painted anime fantasy game asset in Genshin Impact-like style, crisp readable silhouette, clean hard edges, believable proportions for a human 1.75 m tall. ONE single solid weapon only, all parts connected (no floating pieces), no character, no hands, no stand, no scabbard, no base, no ground plane, no background. ORIENTATION (unless stated otherwise above): standing perfectly upright and straight, grip at the bottom, working end (blade / head / tip) at the top, front view, centered, symmetrical where the weapon is symmetrical. Game-ready low poly, clean topology.</w:t>
       </w:r>
     </w:p>
     <w:p>
@@ -859,7 +859,7 @@
         <w:rPr>
           <w:rFonts w:ascii="Calibri" w:cs="Calibri" w:eastAsia="Calibri" w:hAnsi="Calibri"/>
         </w:rPr>
-        <w:t xml:space="preserve">Кинжал</w:t>
+        <w:t xml:space="preserve">Одноручный топор</w:t>
       </w:r>
       <w:r>
         <w:rPr>
@@ -868,7 +868,7 @@
           <w:sz w:val="20"/>
           <w:szCs w:val="20"/>
         </w:rPr>
-        <w:t xml:space="preserve">   файл: weapon_dagger_r2.glb</w:t>
+        <w:t xml:space="preserve">   файл: weapon_axe_1h_r2.glb</w:t>
       </w:r>
     </w:p>
     <w:p>
@@ -888,7 +888,7 @@
           <w:sz w:val="21"/>
           <w:szCs w:val="21"/>
         </w:rPr>
-        <w:t xml:space="preserve">Dagger, total length about 0.38 m, slim slightly leaf-shaped double-edged blade, small guard, one-hand grip, pommel. Bright steel blade with a gold-inlaid line, guard shaped like two small silver wings, black leather grip with silver wire, emerald in the pommel. RANK 2 veteran weapon (levels 21-50): clearly more noble and refined than a starter weapon — polished bright steel, dark lacquered wood, SILVER and GOLD inlays with elegant flowing engravings, ONE small faceted gemstone set in the guard or head, a faint magical glow only on the gem, more distinctive and elegant silhouette, still practical (not oversized, not spiky). Stylized hand-painted anime fantasy game asset in Genshin Impact-like style, crisp readable silhouette, clean hard edges, believable proportions for a human 1.75 m tall. ONE single solid weapon only, all parts connected (no floating pieces), no character, no hands, no stand, no scabbard, no base, no ground plane, no background. ORIENTATION (unless stated otherwise above): standing perfectly upright and straight, grip at the bottom, working end (blade / head / tip) at the top, front view, centered, symmetrical where the weapon is symmetrical. Game-ready low poly, clean topology.</w:t>
+        <w:t xml:space="preserve">One-handed axe, total length about 0.7 m, a single bearded blade on one side, straight handle. Polished steel blade with an elegant curved edge and silver wave engraving, dark wood handle with gold bands, a small ruby set where the blade meets the handle. RANK 2 veteran weapon (levels 21-50): clearly more noble and refined than a starter weapon — polished bright steel, dark lacquered wood, SILVER and GOLD inlays with elegant flowing engravings, ONE small faceted gemstone set in the guard or head, a faint magical glow only on the gem, more distinctive and elegant silhouette, still practical (not oversized, not spiky). Stylized hand-painted anime fantasy game asset in Genshin Impact-like style, crisp readable silhouette, clean hard edges, believable proportions for a human 1.75 m tall. ONE single solid weapon only, all parts connected (no floating pieces), no character, no hands, no stand, no scabbard, no base, no ground plane, no background. ORIENTATION (unless stated otherwise above): standing perfectly upright and straight, grip at the bottom, working end (blade / head / tip) at the top, front view, centered, symmetrical where the weapon is symmetrical. Game-ready low poly, clean topology.</w:t>
       </w:r>
     </w:p>
     <w:p>
@@ -900,7 +900,7 @@
         <w:rPr>
           <w:rFonts w:ascii="Calibri" w:cs="Calibri" w:eastAsia="Calibri" w:hAnsi="Calibri"/>
         </w:rPr>
-        <w:t xml:space="preserve">Двуручный меч</w:t>
+        <w:t xml:space="preserve">Кинжал</w:t>
       </w:r>
       <w:r>
         <w:rPr>
@@ -909,7 +909,7 @@
           <w:sz w:val="20"/>
           <w:szCs w:val="20"/>
         </w:rPr>
-        <w:t xml:space="preserve">   файл: weapon_sword_2h_r2.glb</w:t>
+        <w:t xml:space="preserve">   файл: weapon_dagger_r2.glb</w:t>
       </w:r>
     </w:p>
     <w:p>
@@ -929,7 +929,7 @@
           <w:sz w:val="21"/>
           <w:szCs w:val="21"/>
         </w:rPr>
-        <w:t xml:space="preserve">Two-handed greatsword, total length about 1.45 m, broad straight double-edged blade with a fuller, wide cross guard, long two-hand grip, pommel. Bright steel blade with an engraved gold vine pattern near the guard, wide cross guard with silver flared ends, dark red leather grip, a large faceted ruby set in the center of the guard. RANK 2 veteran weapon (levels 21-50): clearly more noble and refined than a starter weapon — polished bright steel, dark lacquered wood, SILVER and GOLD inlays with elegant flowing engravings, ONE small faceted gemstone set in the guard or head, a faint magical glow only on the gem, more distinctive and elegant silhouette, still practical (not oversized, not spiky). Stylized hand-painted anime fantasy game asset in Genshin Impact-like style, crisp readable silhouette, clean hard edges, believable proportions for a human 1.75 m tall. ONE single solid weapon only, all parts connected (no floating pieces), no character, no hands, no stand, no scabbard, no base, no ground plane, no background. ORIENTATION (unless stated otherwise above): standing perfectly upright and straight, grip at the bottom, working end (blade / head / tip) at the top, front view, centered, symmetrical where the weapon is symmetrical. Game-ready low poly, clean topology.</w:t>
+        <w:t xml:space="preserve">Dagger, total length about 0.38 m, slim slightly leaf-shaped double-edged blade, small guard, one-hand grip, pommel. Bright steel blade with a gold-inlaid line, guard shaped like two small silver wings, black leather grip with silver wire, emerald in the pommel. RANK 2 veteran weapon (levels 21-50): clearly more noble and refined than a starter weapon — polished bright steel, dark lacquered wood, SILVER and GOLD inlays with elegant flowing engravings, ONE small faceted gemstone set in the guard or head, a faint magical glow only on the gem, more distinctive and elegant silhouette, still practical (not oversized, not spiky). Stylized hand-painted anime fantasy game asset in Genshin Impact-like style, crisp readable silhouette, clean hard edges, believable proportions for a human 1.75 m tall. ONE single solid weapon only, all parts connected (no floating pieces), no character, no hands, no stand, no scabbard, no base, no ground plane, no background. ORIENTATION (unless stated otherwise above): standing perfectly upright and straight, grip at the bottom, working end (blade / head / tip) at the top, front view, centered, symmetrical where the weapon is symmetrical. Game-ready low poly, clean topology.</w:t>
       </w:r>
     </w:p>
     <w:p>
@@ -941,7 +941,7 @@
         <w:rPr>
           <w:rFonts w:ascii="Calibri" w:cs="Calibri" w:eastAsia="Calibri" w:hAnsi="Calibri"/>
         </w:rPr>
-        <w:t xml:space="preserve">Двуручный посох</w:t>
+        <w:t xml:space="preserve">Двуручный меч</w:t>
       </w:r>
       <w:r>
         <w:rPr>
@@ -950,7 +950,7 @@
           <w:sz w:val="20"/>
           <w:szCs w:val="20"/>
         </w:rPr>
-        <w:t xml:space="preserve">   файл: weapon_staff_2h_r2.glb</w:t>
+        <w:t xml:space="preserve">   файл: weapon_sword_2h_r2.glb</w:t>
       </w:r>
     </w:p>
     <w:p>
@@ -970,7 +970,7 @@
           <w:sz w:val="21"/>
           <w:szCs w:val="21"/>
         </w:rPr>
-        <w:t xml:space="preserve">Two-handed magic staff, total length about 1.7 m, long shaft, a large ornamental head at the top holding an orb, a grip wrap in the middle. Straight pale silver-white wood shaft with gold spiral inlay, the head is an open silver ring with two thin wings holding a large faceted glowing sky-blue crystal orb inside, small gold spike at the bottom end. RANK 2 veteran weapon (levels 21-50): clearly more noble and refined than a starter weapon — polished bright steel, dark lacquered wood, SILVER and GOLD inlays with elegant flowing engravings, ONE small faceted gemstone set in the guard or head, a faint magical glow only on the gem, more distinctive and elegant silhouette, still practical (not oversized, not spiky). Stylized hand-painted anime fantasy game asset in Genshin Impact-like style, crisp readable silhouette, clean hard edges, believable proportions for a human 1.75 m tall. ONE single solid weapon only, all parts connected (no floating pieces), no character, no hands, no stand, no scabbard, no base, no ground plane, no background. ORIENTATION (unless stated otherwise above): standing perfectly upright and straight, grip at the bottom, working end (blade / head / tip) at the top, front view, centered, symmetrical where the weapon is symmetrical. Game-ready low poly, clean topology.</w:t>
+        <w:t xml:space="preserve">Two-handed greatsword, total length about 1.45 m, broad straight double-edged blade with a fuller, wide cross guard, long two-hand grip, pommel. Bright steel blade with an engraved gold vine pattern near the guard, wide cross guard with silver flared ends, dark red leather grip, a large faceted ruby set in the center of the guard. RANK 2 veteran weapon (levels 21-50): clearly more noble and refined than a starter weapon — polished bright steel, dark lacquered wood, SILVER and GOLD inlays with elegant flowing engravings, ONE small faceted gemstone set in the guard or head, a faint magical glow only on the gem, more distinctive and elegant silhouette, still practical (not oversized, not spiky). Stylized hand-painted anime fantasy game asset in Genshin Impact-like style, crisp readable silhouette, clean hard edges, believable proportions for a human 1.75 m tall. ONE single solid weapon only, all parts connected (no floating pieces), no character, no hands, no stand, no scabbard, no base, no ground plane, no background. ORIENTATION (unless stated otherwise above): standing perfectly upright and straight, grip at the bottom, working end (blade / head / tip) at the top, front view, centered, symmetrical where the weapon is symmetrical. Game-ready low poly, clean topology.</w:t>
       </w:r>
     </w:p>
     <w:p>
@@ -982,7 +982,7 @@
         <w:rPr>
           <w:rFonts w:ascii="Calibri" w:cs="Calibri" w:eastAsia="Calibri" w:hAnsi="Calibri"/>
         </w:rPr>
-        <w:t xml:space="preserve">Двуручная булава</w:t>
+        <w:t xml:space="preserve">Двуручный посох</w:t>
       </w:r>
       <w:r>
         <w:rPr>
@@ -991,7 +991,7 @@
           <w:sz w:val="20"/>
           <w:szCs w:val="20"/>
         </w:rPr>
-        <w:t xml:space="preserve">   файл: weapon_mace_2h_r2.glb</w:t>
+        <w:t xml:space="preserve">   файл: weapon_staff_2h_r2.glb</w:t>
       </w:r>
     </w:p>
     <w:p>
@@ -1011,7 +1011,7 @@
           <w:sz w:val="21"/>
           <w:szCs w:val="21"/>
         </w:rPr>
-        <w:t xml:space="preserve">Two-handed maul, total length about 1.4 m, a big heavy head on a long straight haft, two-hand grip. Big polished steel head with eight flanges edged in gold forming a crown-like shape, steel haft with silver engraving, a topaz set on the top of the head. RANK 2 veteran weapon (levels 21-50): clearly more noble and refined than a starter weapon — polished bright steel, dark lacquered wood, SILVER and GOLD inlays with elegant flowing engravings, ONE small faceted gemstone set in the guard or head, a faint magical glow only on the gem, more distinctive and elegant silhouette, still practical (not oversized, not spiky). Stylized hand-painted anime fantasy game asset in Genshin Impact-like style, crisp readable silhouette, clean hard edges, believable proportions for a human 1.75 m tall. ONE single solid weapon only, all parts connected (no floating pieces), no character, no hands, no stand, no scabbard, no base, no ground plane, no background. ORIENTATION (unless stated otherwise above): standing perfectly upright and straight, grip at the bottom, working end (blade / head / tip) at the top, front view, centered, symmetrical where the weapon is symmetrical. Game-ready low poly, clean topology.</w:t>
+        <w:t xml:space="preserve">Two-handed magic staff, total length about 1.7 m, long shaft, a large ornamental head at the top holding an orb, a grip wrap in the middle. Straight pale silver-white wood shaft with gold spiral inlay, the head is an open silver ring with two thin wings holding a large faceted glowing sky-blue crystal orb inside, small gold spike at the bottom end. RANK 2 veteran weapon (levels 21-50): clearly more noble and refined than a starter weapon — polished bright steel, dark lacquered wood, SILVER and GOLD inlays with elegant flowing engravings, ONE small faceted gemstone set in the guard or head, a faint magical glow only on the gem, more distinctive and elegant silhouette, still practical (not oversized, not spiky). Stylized hand-painted anime fantasy game asset in Genshin Impact-like style, crisp readable silhouette, clean hard edges, believable proportions for a human 1.75 m tall. ONE single solid weapon only, all parts connected (no floating pieces), no character, no hands, no stand, no scabbard, no base, no ground plane, no background. ORIENTATION (unless stated otherwise above): standing perfectly upright and straight, grip at the bottom, working end (blade / head / tip) at the top, front view, centered, symmetrical where the weapon is symmetrical. Game-ready low poly, clean topology.</w:t>
       </w:r>
     </w:p>
     <w:p>
@@ -1023,7 +1023,7 @@
         <w:rPr>
           <w:rFonts w:ascii="Calibri" w:cs="Calibri" w:eastAsia="Calibri" w:hAnsi="Calibri"/>
         </w:rPr>
-        <w:t xml:space="preserve">Двуручный топор</w:t>
+        <w:t xml:space="preserve">Двуручная булава</w:t>
       </w:r>
       <w:r>
         <w:rPr>
@@ -1032,7 +1032,7 @@
           <w:sz w:val="20"/>
           <w:szCs w:val="20"/>
         </w:rPr>
-        <w:t xml:space="preserve">   файл: weapon_axe_2h_r2.glb</w:t>
+        <w:t xml:space="preserve">   файл: weapon_mace_2h_r2.glb</w:t>
       </w:r>
     </w:p>
     <w:p>
@@ -1052,7 +1052,7 @@
           <w:sz w:val="21"/>
           <w:szCs w:val="21"/>
         </w:rPr>
-        <w:t xml:space="preserve">Two-handed battle axe, total length about 1.4 m, one large crescent blade on one side, a short back spike, long straight haft. Large polished steel crescent blade with silver flame engraving and a gold edge line, dark lacquered haft with gold bands, a garnet set in the collar. RANK 2 veteran weapon (levels 21-50): clearly more noble and refined than a starter weapon — polished bright steel, dark lacquered wood, SILVER and GOLD inlays with elegant flowing engravings, ONE small faceted gemstone set in the guard or head, a faint magical glow only on the gem, more distinctive and elegant silhouette, still practical (not oversized, not spiky). Stylized hand-painted anime fantasy game asset in Genshin Impact-like style, crisp readable silhouette, clean hard edges, believable proportions for a human 1.75 m tall. ONE single solid weapon only, all parts connected (no floating pieces), no character, no hands, no stand, no scabbard, no base, no ground plane, no background. ORIENTATION (unless stated otherwise above): standing perfectly upright and straight, grip at the bottom, working end (blade / head / tip) at the top, front view, centered, symmetrical where the weapon is symmetrical. Game-ready low poly, clean topology.</w:t>
+        <w:t xml:space="preserve">Two-handed maul, total length about 1.4 m, a big heavy head on a long straight haft, two-hand grip. Big polished steel head with eight flanges edged in gold forming a crown-like shape, steel haft with silver engraving, a topaz set on the top of the head. RANK 2 veteran weapon (levels 21-50): clearly more noble and refined than a starter weapon — polished bright steel, dark lacquered wood, SILVER and GOLD inlays with elegant flowing engravings, ONE small faceted gemstone set in the guard or head, a faint magical glow only on the gem, more distinctive and elegant silhouette, still practical (not oversized, not spiky). Stylized hand-painted anime fantasy game asset in Genshin Impact-like style, crisp readable silhouette, clean hard edges, believable proportions for a human 1.75 m tall. ONE single solid weapon only, all parts connected (no floating pieces), no character, no hands, no stand, no scabbard, no base, no ground plane, no background. ORIENTATION (unless stated otherwise above): standing perfectly upright and straight, grip at the bottom, working end (blade / head / tip) at the top, front view, centered, symmetrical where the weapon is symmetrical. Game-ready low poly, clean topology.</w:t>
       </w:r>
     </w:p>
     <w:p>
@@ -1064,7 +1064,7 @@
         <w:rPr>
           <w:rFonts w:ascii="Calibri" w:cs="Calibri" w:eastAsia="Calibri" w:hAnsi="Calibri"/>
         </w:rPr>
-        <w:t xml:space="preserve">Копьё (новое, двуручное)</w:t>
+        <w:t xml:space="preserve">Двуручный топор</w:t>
       </w:r>
       <w:r>
         <w:rPr>
@@ -1073,7 +1073,7 @@
           <w:sz w:val="20"/>
           <w:szCs w:val="20"/>
         </w:rPr>
-        <w:t xml:space="preserve">   файл: weapon_spear_r2.glb</w:t>
+        <w:t xml:space="preserve">   файл: weapon_axe_2h_r2.glb</w:t>
       </w:r>
     </w:p>
     <w:p>
@@ -1093,7 +1093,7 @@
           <w:sz w:val="21"/>
           <w:szCs w:val="21"/>
         </w:rPr>
-        <w:t xml:space="preserve">Two-handed spear, total length about 2.0 m, long straight shaft, a leaf-shaped spearhead about 35 cm, a small crossbar under the head, a butt cap at the bottom end. Long bright steel leaf spearhead with a gold-inlaid central ridge, crossbar shaped like silver wings, dark lacquered shaft with silver rings, a small sapphire in the socket, a short blue cloth tassel tied below the head. RANK 2 veteran weapon (levels 21-50): clearly more noble and refined than a starter weapon — polished bright steel, dark lacquered wood, SILVER and GOLD inlays with elegant flowing engravings, ONE small faceted gemstone set in the guard or head, a faint magical glow only on the gem, more distinctive and elegant silhouette, still practical (not oversized, not spiky). Stylized hand-painted anime fantasy game asset in Genshin Impact-like style, crisp readable silhouette, clean hard edges, believable proportions for a human 1.75 m tall. ONE single solid weapon only, all parts connected (no floating pieces), no character, no hands, no stand, no scabbard, no base, no ground plane, no background. ORIENTATION (unless stated otherwise above): standing perfectly upright and straight, grip at the bottom, working end (blade / head / tip) at the top, front view, centered, symmetrical where the weapon is symmetrical. Game-ready low poly, clean topology.</w:t>
+        <w:t xml:space="preserve">Two-handed battle axe, total length about 1.4 m, one large crescent blade on one side, a short back spike, long straight haft. Large polished steel crescent blade with silver flame engraving and a gold edge line, dark lacquered haft with gold bands, a garnet set in the collar. RANK 2 veteran weapon (levels 21-50): clearly more noble and refined than a starter weapon — polished bright steel, dark lacquered wood, SILVER and GOLD inlays with elegant flowing engravings, ONE small faceted gemstone set in the guard or head, a faint magical glow only on the gem, more distinctive and elegant silhouette, still practical (not oversized, not spiky). Stylized hand-painted anime fantasy game asset in Genshin Impact-like style, crisp readable silhouette, clean hard edges, believable proportions for a human 1.75 m tall. ONE single solid weapon only, all parts connected (no floating pieces), no character, no hands, no stand, no scabbard, no base, no ground plane, no background. ORIENTATION (unless stated otherwise above): standing perfectly upright and straight, grip at the bottom, working end (blade / head / tip) at the top, front view, centered, symmetrical where the weapon is symmetrical. Game-ready low poly, clean topology.</w:t>
       </w:r>
     </w:p>
     <w:p>
@@ -1105,7 +1105,7 @@
         <w:rPr>
           <w:rFonts w:ascii="Calibri" w:cs="Calibri" w:eastAsia="Calibri" w:hAnsi="Calibri"/>
         </w:rPr>
-        <w:t xml:space="preserve">Лук (двуручный)</w:t>
+        <w:t xml:space="preserve">Копьё (двуручное, Мечник)</w:t>
       </w:r>
       <w:r>
         <w:rPr>
@@ -1114,7 +1114,7 @@
           <w:sz w:val="20"/>
           <w:szCs w:val="20"/>
         </w:rPr>
-        <w:t xml:space="preserve">   файл: weapon_bow_r2.glb</w:t>
+        <w:t xml:space="preserve">   файл: weapon_spear_r2.glb</w:t>
       </w:r>
     </w:p>
     <w:p>
@@ -1134,7 +1134,7 @@
           <w:sz w:val="21"/>
           <w:szCs w:val="21"/>
         </w:rPr>
-        <w:t xml:space="preserve">Recurve bow, total height about 1.4 m, a central grip and two limbs curving back at the tips. The BOWSTRING is a thin but SOLID straight cord connected to both tips (modeled, not a texture). Side profile facing the camera so the curve of the limbs is clearly visible; grip in the middle (for a bow: grip in the center, limbs up and down). Dark lacquered wood limbs with silver inlay lines, the tips shaped like small curled gold feathers, white leather grip with a small emerald set above it. RANK 2 veteran weapon (levels 21-50): clearly more noble and refined than a starter weapon — polished bright steel, dark lacquered wood, SILVER and GOLD inlays with elegant flowing engravings, ONE small faceted gemstone set in the guard or head, a faint magical glow only on the gem, more distinctive and elegant silhouette, still practical (not oversized, not spiky). Stylized hand-painted anime fantasy game asset in Genshin Impact-like style, crisp readable silhouette, clean hard edges, believable proportions for a human 1.75 m tall. ONE single solid weapon only, all parts connected (no floating pieces), no character, no hands, no stand, no scabbard, no base, no ground plane, no background. ORIENTATION (unless stated otherwise above): standing perfectly upright and straight, grip at the bottom, working end (blade / head / tip) at the top, front view, centered, symmetrical where the weapon is symmetrical. Game-ready low poly, clean topology.</w:t>
+        <w:t xml:space="preserve">Two-handed spear, total length about 2.0 m, long straight shaft, a leaf-shaped spearhead about 35 cm, a small crossbar under the head, a butt cap at the bottom end. Long bright steel leaf spearhead with a gold-inlaid central ridge, crossbar shaped like silver wings, dark lacquered shaft with silver rings, a small sapphire in the socket, a short blue cloth tassel tied below the head. RANK 2 veteran weapon (levels 21-50): clearly more noble and refined than a starter weapon — polished bright steel, dark lacquered wood, SILVER and GOLD inlays with elegant flowing engravings, ONE small faceted gemstone set in the guard or head, a faint magical glow only on the gem, more distinctive and elegant silhouette, still practical (not oversized, not spiky). Stylized hand-painted anime fantasy game asset in Genshin Impact-like style, crisp readable silhouette, clean hard edges, believable proportions for a human 1.75 m tall. ONE single solid weapon only, all parts connected (no floating pieces), no character, no hands, no stand, no scabbard, no base, no ground plane, no background. ORIENTATION (unless stated otherwise above): standing perfectly upright and straight, grip at the bottom, working end (blade / head / tip) at the top, front view, centered, symmetrical where the weapon is symmetrical. Game-ready low poly, clean topology.</w:t>
       </w:r>
     </w:p>
     <w:p>
@@ -1146,7 +1146,7 @@
         <w:rPr>
           <w:rFonts w:ascii="Calibri" w:cs="Calibri" w:eastAsia="Calibri" w:hAnsi="Calibri"/>
         </w:rPr>
-        <w:t xml:space="preserve">Арбалет (двуручный)</w:t>
+        <w:t xml:space="preserve">Лук (двуручный)</w:t>
       </w:r>
       <w:r>
         <w:rPr>
@@ -1155,7 +1155,7 @@
           <w:sz w:val="20"/>
           <w:szCs w:val="20"/>
         </w:rPr>
-        <w:t xml:space="preserve">   файл: weapon_crossbow_r2.glb</w:t>
+        <w:t xml:space="preserve">   файл: weapon_bow_r2.glb</w:t>
       </w:r>
     </w:p>
     <w:p>
@@ -1175,6 +1175,88 @@
           <w:sz w:val="21"/>
           <w:szCs w:val="21"/>
         </w:rPr>
+        <w:t xml:space="preserve">Recurve bow, total height about 1.4 m, a central grip and two limbs curving back at the tips. The BOWSTRING is a thin but SOLID straight cord connected to both tips (modeled, not a texture). Side profile facing the camera so the curve of the limbs is clearly visible; grip in the middle (for a bow: grip in the center, limbs up and down). Dark lacquered wood limbs with silver inlay lines, the tips shaped like small curled gold feathers, white leather grip with a small emerald set above it. RANK 2 veteran weapon (levels 21-50): clearly more noble and refined than a starter weapon — polished bright steel, dark lacquered wood, SILVER and GOLD inlays with elegant flowing engravings, ONE small faceted gemstone set in the guard or head, a faint magical glow only on the gem, more distinctive and elegant silhouette, still practical (not oversized, not spiky). Stylized hand-painted anime fantasy game asset in Genshin Impact-like style, crisp readable silhouette, clean hard edges, believable proportions for a human 1.75 m tall. ONE single solid weapon only, all parts connected (no floating pieces), no character, no hands, no stand, no scabbard, no base, no ground plane, no background. ORIENTATION (unless stated otherwise above): standing perfectly upright and straight, grip at the bottom, working end (blade / head / tip) at the top, front view, centered, symmetrical where the weapon is symmetrical. Game-ready low poly, clean topology.</w:t>
+      </w:r>
+    </w:p>
+    <w:p>
+      <w:pPr>
+        <w:pStyle w:val="Heading2"/>
+        <w:keepNext/>
+      </w:pPr>
+      <w:r>
+        <w:rPr>
+          <w:rFonts w:ascii="Calibri" w:cs="Calibri" w:eastAsia="Calibri" w:hAnsi="Calibri"/>
+        </w:rPr>
+        <w:t xml:space="preserve">Щит (вторая рука)</w:t>
+      </w:r>
+      <w:r>
+        <w:rPr>
+          <w:rFonts w:ascii="Consolas" w:cs="Consolas" w:eastAsia="Consolas" w:hAnsi="Consolas"/>
+          <w:color w:val="666666"/>
+          <w:sz w:val="20"/>
+          <w:szCs w:val="20"/>
+        </w:rPr>
+        <w:t xml:space="preserve">   файл: weapon_shield_r2.glb</w:t>
+      </w:r>
+    </w:p>
+    <w:p>
+      <w:pPr>
+        <w:pBdr>
+          <w:top w:val="single" w:color="9DB3CC" w:sz="6" w:space="4"/>
+          <w:bottom w:val="single" w:color="9DB3CC" w:sz="6" w:space="4"/>
+          <w:left w:val="single" w:color="9DB3CC" w:sz="6" w:space="4"/>
+          <w:right w:val="single" w:color="9DB3CC" w:sz="6" w:space="4"/>
+        </w:pBdr>
+        <w:shd w:fill="F3F6FA" w:color="auto" w:val="clear"/>
+        <w:spacing w:after="240"/>
+      </w:pPr>
+      <w:r>
+        <w:rPr>
+          <w:rFonts w:ascii="Calibri" w:cs="Calibri" w:eastAsia="Calibri" w:hAnsi="Calibri"/>
+          <w:sz w:val="21"/>
+          <w:szCs w:val="21"/>
+        </w:rPr>
+        <w:t xml:space="preserve">Shield for the off hand, a classic heater/kite shape about 0.75 m tall and 0.55 m wide, slightly curved, a raised central boss and a thick rim; the back has a simple strap grip (not visible from the front). ORIENTATION for the shield: standing upright, point down, front face toward the camera, symmetrical. Polished steel face with a raised silver sunburst emblem and gold edge trim, white-blue enamel panels, a faceted sapphire in the center of the sun, thick rounded rim. RANK 2 veteran weapon (levels 21-50): clearly more noble and refined than a starter weapon — polished bright steel, dark lacquered wood, SILVER and GOLD inlays with elegant flowing engravings, ONE small faceted gemstone set in the guard or head, a faint magical glow only on the gem, more distinctive and elegant silhouette, still practical (not oversized, not spiky). Stylized hand-painted anime fantasy game asset in Genshin Impact-like style, crisp readable silhouette, clean hard edges, believable proportions for a human 1.75 m tall. ONE single solid weapon only, all parts connected (no floating pieces), no character, no hands, no stand, no scabbard, no base, no ground plane, no background. ORIENTATION (unless stated otherwise above): standing perfectly upright and straight, grip at the bottom, working end (blade / head / tip) at the top, front view, centered, symmetrical where the weapon is symmetrical. Game-ready low poly, clean topology.</w:t>
+      </w:r>
+    </w:p>
+    <w:p>
+      <w:pPr>
+        <w:pStyle w:val="Heading2"/>
+        <w:keepNext/>
+      </w:pPr>
+      <w:r>
+        <w:rPr>
+          <w:rFonts w:ascii="Calibri" w:cs="Calibri" w:eastAsia="Calibri" w:hAnsi="Calibri"/>
+        </w:rPr>
+        <w:t xml:space="preserve">Арбалет (двуручный)</w:t>
+      </w:r>
+      <w:r>
+        <w:rPr>
+          <w:rFonts w:ascii="Consolas" w:cs="Consolas" w:eastAsia="Consolas" w:hAnsi="Consolas"/>
+          <w:color w:val="666666"/>
+          <w:sz w:val="20"/>
+          <w:szCs w:val="20"/>
+        </w:rPr>
+        <w:t xml:space="preserve">   файл: weapon_crossbow_r2.glb</w:t>
+      </w:r>
+    </w:p>
+    <w:p>
+      <w:pPr>
+        <w:pBdr>
+          <w:top w:val="single" w:color="9DB3CC" w:sz="6" w:space="4"/>
+          <w:bottom w:val="single" w:color="9DB3CC" w:sz="6" w:space="4"/>
+          <w:left w:val="single" w:color="9DB3CC" w:sz="6" w:space="4"/>
+          <w:right w:val="single" w:color="9DB3CC" w:sz="6" w:space="4"/>
+        </w:pBdr>
+        <w:shd w:fill="F3F6FA" w:color="auto" w:val="clear"/>
+        <w:spacing w:after="240"/>
+      </w:pPr>
+      <w:r>
+        <w:rPr>
+          <w:rFonts w:ascii="Calibri" w:cs="Calibri" w:eastAsia="Calibri" w:hAnsi="Calibri"/>
+          <w:sz w:val="21"/>
+          <w:szCs w:val="21"/>
+        </w:rPr>
         <w:t xml:space="preserve">Crossbow, total length about 0.85 m, a wooden stock with a trigger, a horizontal bow (prod) at the front about 0.7 m wide, the bowstring as a thin SOLID cord, a loaded bolt in the groove. ORIENTATION for the crossbow: standing upright on the butt of the stock, the prod at the top, seen from the front-top so the prod is spread left-right. Dark lacquered stock with silver engraving, polished steel prod with gold tips, a small winch on the side, a sapphire set in the stock. RANK 2 veteran weapon (levels 21-50): clearly more noble and refined than a starter weapon — polished bright steel, dark lacquered wood, SILVER and GOLD inlays with elegant flowing engravings, ONE small faceted gemstone set in the guard or head, a faint magical glow only on the gem, more distinctive and elegant silhouette, still practical (not oversized, not spiky). Stylized hand-painted anime fantasy game asset in Genshin Impact-like style, crisp readable silhouette, clean hard edges, believable proportions for a human 1.75 m tall. ONE single solid weapon only, all parts connected (no floating pieces), no character, no hands, no stand, no scabbard, no base, no ground plane, no background. ORIENTATION (unless stated otherwise above): standing perfectly upright and straight, grip at the bottom, working end (blade / head / tip) at the top, front view, centered, symmetrical where the weapon is symmetrical. Game-ready low poly, clean topology.</w:t>
       </w:r>
     </w:p>
@@ -1200,7 +1282,7 @@
           <w:sz w:val="22"/>
           <w:szCs w:val="22"/>
         </w:rPr>
-        <w:t xml:space="preserve">Два листа по 12 значков (сетка 4×3), порядок — как у моделей. Лист 1 — ранг 1, лист 2 — ранг 2. Значки 1-го ранга заменят и нынешние значки лука, стального кинжала и меча.</w:t>
+        <w:t xml:space="preserve">Два листа по 13 значков (сетка 5×3, две последние клетки пустые), порядок — как у моделей. Лист 1 — ранг 1, лист 2 — ранг 2. Значки 1-го ранга заменят и нынешние значки лука, щита, стального кинжала и меча.</w:t>
       </w:r>
     </w:p>
     <w:p>
@@ -1231,7 +1313,7 @@
           <w:sz w:val="21"/>
           <w:szCs w:val="21"/>
         </w:rPr>
-        <w:t xml:space="preserve">Create ONE image: a sprite sheet of 12 weapon icons for an original anime fantasy mobile MMO (cel-shaded, Genshin-Impact-like painterly style, clean bold shapes, readable at small size).</w:t>
+        <w:t xml:space="preserve">Create ONE image: a sprite sheet of 13 weapon icons for an original anime fantasy mobile MMO (cel-shaded, Genshin-Impact-like painterly style, clean bold shapes, readable at small size).</w:t>
       </w:r>
     </w:p>
     <w:p>
@@ -1285,25 +1367,25 @@
           <w:sz w:val="21"/>
           <w:szCs w:val="21"/>
         </w:rPr>
-        <w:t xml:space="preserve">- Image 1536x1152, pure flat WHITE background (#FFFFFF), no gradient, no texture, no shadows on the background.</w:t>
-      </w:r>
-    </w:p>
-    <w:p>
-      <w:pPr>
-        <w:pBdr>
-          <w:left w:val="single" w:color="9DB3CC" w:sz="6" w:space="4"/>
-          <w:right w:val="single" w:color="9DB3CC" w:sz="6" w:space="4"/>
-        </w:pBdr>
-        <w:shd w:fill="F3F6FA" w:color="auto" w:val="clear"/>
-        <w:spacing w:after="0"/>
-      </w:pPr>
-      <w:r>
-        <w:rPr>
-          <w:rFonts w:ascii="Calibri" w:cs="Calibri" w:eastAsia="Calibri" w:hAnsi="Calibri"/>
-          <w:sz w:val="21"/>
-          <w:szCs w:val="21"/>
-        </w:rPr>
-        <w:t xml:space="preserve">- Exactly 12 icons in a strict grid: 4 columns x 3 rows, all icons the same size (about 240x240 px), evenly spaced, at least 50 px of empty white space between icons and around the edges.</w:t>
+        <w:t xml:space="preserve">- Image 1536x1024, pure flat WHITE background (#FFFFFF), no gradient, no texture, no shadows on the background.</w:t>
+      </w:r>
+    </w:p>
+    <w:p>
+      <w:pPr>
+        <w:pBdr>
+          <w:left w:val="single" w:color="9DB3CC" w:sz="6" w:space="4"/>
+          <w:right w:val="single" w:color="9DB3CC" w:sz="6" w:space="4"/>
+        </w:pBdr>
+        <w:shd w:fill="F3F6FA" w:color="auto" w:val="clear"/>
+        <w:spacing w:after="0"/>
+      </w:pPr>
+      <w:r>
+        <w:rPr>
+          <w:rFonts w:ascii="Calibri" w:cs="Calibri" w:eastAsia="Calibri" w:hAnsi="Calibri"/>
+          <w:sz w:val="21"/>
+          <w:szCs w:val="21"/>
+        </w:rPr>
+        <w:t xml:space="preserve">- Exactly 13 icons in a strict grid: 5 columns x 3 rows, all icons the same size (about 220x220 px), evenly spaced, at least 40 px of empty white space between icons and around the edges.</w:t>
       </w:r>
     </w:p>
     <w:p>
@@ -1393,25 +1475,43 @@
           <w:sz w:val="21"/>
           <w:szCs w:val="21"/>
         </w:rPr>
-        <w:t xml:space="preserve">All 12 weapons belong to the same set: rank 1 adventurer weapons — forged steel with a slightly dark tint, warm brown wood, worn leather wraps, small bronze fittings, no gems, no glow.</w:t>
-      </w:r>
-    </w:p>
-    <w:p>
-      <w:pPr>
-        <w:pBdr>
-          <w:left w:val="single" w:color="9DB3CC" w:sz="6" w:space="4"/>
-          <w:right w:val="single" w:color="9DB3CC" w:sz="6" w:space="4"/>
-        </w:pBdr>
-        <w:shd w:fill="F3F6FA" w:color="auto" w:val="clear"/>
-        <w:spacing w:after="0"/>
-      </w:pPr>
-      <w:r>
-        <w:rPr>
-          <w:rFonts w:ascii="Calibri" w:cs="Calibri" w:eastAsia="Calibri" w:hAnsi="Calibri"/>
-          <w:sz w:val="21"/>
-          <w:szCs w:val="21"/>
-        </w:rPr>
-        <w:t xml:space="preserve">Long weapons are drawn diagonally from the lower-left (grip) to the upper-right (tip) so they fit the tile; the bow and the crossbow are shown in side view.</w:t>
+        <w:t xml:space="preserve">The last 2 places (row 3, columns 4 and 5) stay EMPTY pure white.</w:t>
+      </w:r>
+    </w:p>
+    <w:p>
+      <w:pPr>
+        <w:pBdr>
+          <w:left w:val="single" w:color="9DB3CC" w:sz="6" w:space="4"/>
+          <w:right w:val="single" w:color="9DB3CC" w:sz="6" w:space="4"/>
+        </w:pBdr>
+        <w:shd w:fill="F3F6FA" w:color="auto" w:val="clear"/>
+        <w:spacing w:after="0"/>
+      </w:pPr>
+      <w:r>
+        <w:rPr>
+          <w:rFonts w:ascii="Calibri" w:cs="Calibri" w:eastAsia="Calibri" w:hAnsi="Calibri"/>
+          <w:sz w:val="21"/>
+          <w:szCs w:val="21"/>
+        </w:rPr>
+        <w:t xml:space="preserve">All 13 items belong to the same set: rank 1 adventurer weapons — forged steel with a slightly dark tint, warm brown wood, worn leather wraps, small bronze fittings, no gems, no glow.</w:t>
+      </w:r>
+    </w:p>
+    <w:p>
+      <w:pPr>
+        <w:pBdr>
+          <w:left w:val="single" w:color="9DB3CC" w:sz="6" w:space="4"/>
+          <w:right w:val="single" w:color="9DB3CC" w:sz="6" w:space="4"/>
+        </w:pBdr>
+        <w:shd w:fill="F3F6FA" w:color="auto" w:val="clear"/>
+        <w:spacing w:after="0"/>
+      </w:pPr>
+      <w:r>
+        <w:rPr>
+          <w:rFonts w:ascii="Calibri" w:cs="Calibri" w:eastAsia="Calibri" w:hAnsi="Calibri"/>
+          <w:sz w:val="21"/>
+          <w:szCs w:val="21"/>
+        </w:rPr>
+        <w:t xml:space="preserve">Long weapons are drawn diagonally from the lower-left (grip) to the upper-right (tip) so they fit the tile; the bow and the crossbow are shown in side view; the shield is shown from the front.</w:t>
       </w:r>
     </w:p>
     <w:p>
@@ -1465,7 +1565,7 @@
           <w:sz w:val="21"/>
           <w:szCs w:val="21"/>
         </w:rPr>
-        <w:t xml:space="preserve">Row 1 (one-handed):</w:t>
+        <w:t xml:space="preserve">Row 1:</w:t>
       </w:r>
     </w:p>
     <w:p>
@@ -1555,6 +1655,24 @@
           <w:sz w:val="21"/>
           <w:szCs w:val="21"/>
         </w:rPr>
+        <w:t xml:space="preserve">5. Dagger: Plain steel blade, small straight bronze guard, brown leather grip.</w:t>
+      </w:r>
+    </w:p>
+    <w:p>
+      <w:pPr>
+        <w:pBdr>
+          <w:left w:val="single" w:color="9DB3CC" w:sz="6" w:space="4"/>
+          <w:right w:val="single" w:color="9DB3CC" w:sz="6" w:space="4"/>
+        </w:pBdr>
+        <w:shd w:fill="F3F6FA" w:color="auto" w:val="clear"/>
+        <w:spacing w:after="0"/>
+      </w:pPr>
+      <w:r>
+        <w:rPr>
+          <w:rFonts w:ascii="Calibri" w:cs="Calibri" w:eastAsia="Calibri" w:hAnsi="Calibri"/>
+          <w:sz w:val="21"/>
+          <w:szCs w:val="21"/>
+        </w:rPr>
         <w:t xml:space="preserve">Row 2:</w:t>
       </w:r>
     </w:p>
@@ -1573,24 +1691,6 @@
           <w:sz w:val="21"/>
           <w:szCs w:val="21"/>
         </w:rPr>
-        <w:t xml:space="preserve">5. Dagger: Plain steel blade, small straight bronze guard, brown leather grip.</w:t>
-      </w:r>
-    </w:p>
-    <w:p>
-      <w:pPr>
-        <w:pBdr>
-          <w:left w:val="single" w:color="9DB3CC" w:sz="6" w:space="4"/>
-          <w:right w:val="single" w:color="9DB3CC" w:sz="6" w:space="4"/>
-        </w:pBdr>
-        <w:shd w:fill="F3F6FA" w:color="auto" w:val="clear"/>
-        <w:spacing w:after="0"/>
-      </w:pPr>
-      <w:r>
-        <w:rPr>
-          <w:rFonts w:ascii="Calibri" w:cs="Calibri" w:eastAsia="Calibri" w:hAnsi="Calibri"/>
-          <w:sz w:val="21"/>
-          <w:szCs w:val="21"/>
-        </w:rPr>
         <w:t xml:space="preserve">6. Two-handed greatsword: Plain steel blade, thick straight bronze-capped cross guard, long brown leather grip, round steel pommel.</w:t>
       </w:r>
     </w:p>
@@ -1645,6 +1745,42 @@
           <w:sz w:val="21"/>
           <w:szCs w:val="21"/>
         </w:rPr>
+        <w:t xml:space="preserve">9. Two-handed battle axe: Broad dark-tinted steel crescent blade, simple bronze collar, long ash haft with leather wraps.</w:t>
+      </w:r>
+    </w:p>
+    <w:p>
+      <w:pPr>
+        <w:pBdr>
+          <w:left w:val="single" w:color="9DB3CC" w:sz="6" w:space="4"/>
+          <w:right w:val="single" w:color="9DB3CC" w:sz="6" w:space="4"/>
+        </w:pBdr>
+        <w:shd w:fill="F3F6FA" w:color="auto" w:val="clear"/>
+        <w:spacing w:after="0"/>
+      </w:pPr>
+      <w:r>
+        <w:rPr>
+          <w:rFonts w:ascii="Calibri" w:cs="Calibri" w:eastAsia="Calibri" w:hAnsi="Calibri"/>
+          <w:sz w:val="21"/>
+          <w:szCs w:val="21"/>
+        </w:rPr>
+        <w:t xml:space="preserve">10. Two-handed spear: Plain steel leaf spearhead, bronze socket, straight ash shaft with two leather grip wraps, small bronze butt cap.</w:t>
+      </w:r>
+    </w:p>
+    <w:p>
+      <w:pPr>
+        <w:pBdr>
+          <w:left w:val="single" w:color="9DB3CC" w:sz="6" w:space="4"/>
+          <w:right w:val="single" w:color="9DB3CC" w:sz="6" w:space="4"/>
+        </w:pBdr>
+        <w:shd w:fill="F3F6FA" w:color="auto" w:val="clear"/>
+        <w:spacing w:after="0"/>
+      </w:pPr>
+      <w:r>
+        <w:rPr>
+          <w:rFonts w:ascii="Calibri" w:cs="Calibri" w:eastAsia="Calibri" w:hAnsi="Calibri"/>
+          <w:sz w:val="21"/>
+          <w:szCs w:val="21"/>
+        </w:rPr>
         <w:t xml:space="preserve">Row 3:</w:t>
       </w:r>
     </w:p>
@@ -1663,48 +1799,30 @@
           <w:sz w:val="21"/>
           <w:szCs w:val="21"/>
         </w:rPr>
-        <w:t xml:space="preserve">9. Two-handed battle axe: Broad dark-tinted steel crescent blade, simple bronze collar, long ash haft with leather wraps.</w:t>
-      </w:r>
-    </w:p>
-    <w:p>
-      <w:pPr>
-        <w:pBdr>
-          <w:left w:val="single" w:color="9DB3CC" w:sz="6" w:space="4"/>
-          <w:right w:val="single" w:color="9DB3CC" w:sz="6" w:space="4"/>
-        </w:pBdr>
-        <w:shd w:fill="F3F6FA" w:color="auto" w:val="clear"/>
-        <w:spacing w:after="0"/>
-      </w:pPr>
-      <w:r>
-        <w:rPr>
-          <w:rFonts w:ascii="Calibri" w:cs="Calibri" w:eastAsia="Calibri" w:hAnsi="Calibri"/>
-          <w:sz w:val="21"/>
-          <w:szCs w:val="21"/>
-        </w:rPr>
-        <w:t xml:space="preserve">10. Two-handed spear: Plain steel leaf spearhead, bronze socket, straight ash shaft with two leather grip wraps, small bronze butt cap.</w:t>
-      </w:r>
-    </w:p>
-    <w:p>
-      <w:pPr>
-        <w:pBdr>
-          <w:left w:val="single" w:color="9DB3CC" w:sz="6" w:space="4"/>
-          <w:right w:val="single" w:color="9DB3CC" w:sz="6" w:space="4"/>
-        </w:pBdr>
-        <w:shd w:fill="F3F6FA" w:color="auto" w:val="clear"/>
-        <w:spacing w:after="0"/>
-      </w:pPr>
-      <w:r>
-        <w:rPr>
-          <w:rFonts w:ascii="Calibri" w:cs="Calibri" w:eastAsia="Calibri" w:hAnsi="Calibri"/>
-          <w:sz w:val="21"/>
-          <w:szCs w:val="21"/>
-        </w:rPr>
         <w:t xml:space="preserve">11. Recurve bow: Laminated brown wood limbs with bronze tip caps, leather-wrapped grip, simple carved line pattern.</w:t>
       </w:r>
     </w:p>
     <w:p>
       <w:pPr>
         <w:pBdr>
+          <w:left w:val="single" w:color="9DB3CC" w:sz="6" w:space="4"/>
+          <w:right w:val="single" w:color="9DB3CC" w:sz="6" w:space="4"/>
+        </w:pBdr>
+        <w:shd w:fill="F3F6FA" w:color="auto" w:val="clear"/>
+        <w:spacing w:after="0"/>
+      </w:pPr>
+      <w:r>
+        <w:rPr>
+          <w:rFonts w:ascii="Calibri" w:cs="Calibri" w:eastAsia="Calibri" w:hAnsi="Calibri"/>
+          <w:sz w:val="21"/>
+          <w:szCs w:val="21"/>
+        </w:rPr>
+        <w:t xml:space="preserve">12. Shield for the off hand: Oak planks with a dark-steel rim and riveted bronze boss, a simple painted sun-ray pattern in faded blue and cream, scratches from use.</w:t>
+      </w:r>
+    </w:p>
+    <w:p>
+      <w:pPr>
+        <w:pBdr>
           <w:bottom w:val="single" w:color="9DB3CC" w:sz="6" w:space="4"/>
           <w:left w:val="single" w:color="9DB3CC" w:sz="6" w:space="4"/>
           <w:right w:val="single" w:color="9DB3CC" w:sz="6" w:space="4"/>
@@ -1718,7 +1836,7 @@
           <w:sz w:val="21"/>
           <w:szCs w:val="21"/>
         </w:rPr>
-        <w:t xml:space="preserve">12. Crossbow: Brown wooden stock with bronze fittings, dark steel prod, simple iron trigger.</w:t>
+        <w:t xml:space="preserve">13. Crossbow: Brown wooden stock with bronze fittings, dark steel prod, simple iron trigger.</w:t>
       </w:r>
     </w:p>
     <w:p>
@@ -1749,7 +1867,7 @@
           <w:sz w:val="21"/>
           <w:szCs w:val="21"/>
         </w:rPr>
-        <w:t xml:space="preserve">Create ONE image: a sprite sheet of 12 weapon icons for an original anime fantasy mobile MMO (cel-shaded, Genshin-Impact-like painterly style, clean bold shapes, readable at small size).</w:t>
+        <w:t xml:space="preserve">Create ONE image: a sprite sheet of 13 weapon icons for an original anime fantasy mobile MMO (cel-shaded, Genshin-Impact-like painterly style, clean bold shapes, readable at small size).</w:t>
       </w:r>
     </w:p>
     <w:p>
@@ -1803,25 +1921,25 @@
           <w:sz w:val="21"/>
           <w:szCs w:val="21"/>
         </w:rPr>
-        <w:t xml:space="preserve">- Image 1536x1152, pure flat WHITE background (#FFFFFF), no gradient, no texture, no shadows on the background.</w:t>
-      </w:r>
-    </w:p>
-    <w:p>
-      <w:pPr>
-        <w:pBdr>
-          <w:left w:val="single" w:color="9DB3CC" w:sz="6" w:space="4"/>
-          <w:right w:val="single" w:color="9DB3CC" w:sz="6" w:space="4"/>
-        </w:pBdr>
-        <w:shd w:fill="F3F6FA" w:color="auto" w:val="clear"/>
-        <w:spacing w:after="0"/>
-      </w:pPr>
-      <w:r>
-        <w:rPr>
-          <w:rFonts w:ascii="Calibri" w:cs="Calibri" w:eastAsia="Calibri" w:hAnsi="Calibri"/>
-          <w:sz w:val="21"/>
-          <w:szCs w:val="21"/>
-        </w:rPr>
-        <w:t xml:space="preserve">- Exactly 12 icons in a strict grid: 4 columns x 3 rows, all icons the same size (about 240x240 px), evenly spaced, at least 50 px of empty white space between icons and around the edges.</w:t>
+        <w:t xml:space="preserve">- Image 1536x1024, pure flat WHITE background (#FFFFFF), no gradient, no texture, no shadows on the background.</w:t>
+      </w:r>
+    </w:p>
+    <w:p>
+      <w:pPr>
+        <w:pBdr>
+          <w:left w:val="single" w:color="9DB3CC" w:sz="6" w:space="4"/>
+          <w:right w:val="single" w:color="9DB3CC" w:sz="6" w:space="4"/>
+        </w:pBdr>
+        <w:shd w:fill="F3F6FA" w:color="auto" w:val="clear"/>
+        <w:spacing w:after="0"/>
+      </w:pPr>
+      <w:r>
+        <w:rPr>
+          <w:rFonts w:ascii="Calibri" w:cs="Calibri" w:eastAsia="Calibri" w:hAnsi="Calibri"/>
+          <w:sz w:val="21"/>
+          <w:szCs w:val="21"/>
+        </w:rPr>
+        <w:t xml:space="preserve">- Exactly 13 icons in a strict grid: 5 columns x 3 rows, all icons the same size (about 220x220 px), evenly spaced, at least 40 px of empty white space between icons and around the edges.</w:t>
       </w:r>
     </w:p>
     <w:p>
@@ -1911,25 +2029,43 @@
           <w:sz w:val="21"/>
           <w:szCs w:val="21"/>
         </w:rPr>
-        <w:t xml:space="preserve">All 12 weapons belong to the same set: rank 2 veteran weapons — polished bright steel, dark lacquered wood, silver and gold inlays, one small glowing gemstone each, clearly richer than rank 1.</w:t>
-      </w:r>
-    </w:p>
-    <w:p>
-      <w:pPr>
-        <w:pBdr>
-          <w:left w:val="single" w:color="9DB3CC" w:sz="6" w:space="4"/>
-          <w:right w:val="single" w:color="9DB3CC" w:sz="6" w:space="4"/>
-        </w:pBdr>
-        <w:shd w:fill="F3F6FA" w:color="auto" w:val="clear"/>
-        <w:spacing w:after="0"/>
-      </w:pPr>
-      <w:r>
-        <w:rPr>
-          <w:rFonts w:ascii="Calibri" w:cs="Calibri" w:eastAsia="Calibri" w:hAnsi="Calibri"/>
-          <w:sz w:val="21"/>
-          <w:szCs w:val="21"/>
-        </w:rPr>
-        <w:t xml:space="preserve">Long weapons are drawn diagonally from the lower-left (grip) to the upper-right (tip) so they fit the tile; the bow and the crossbow are shown in side view.</w:t>
+        <w:t xml:space="preserve">The last 2 places (row 3, columns 4 and 5) stay EMPTY pure white.</w:t>
+      </w:r>
+    </w:p>
+    <w:p>
+      <w:pPr>
+        <w:pBdr>
+          <w:left w:val="single" w:color="9DB3CC" w:sz="6" w:space="4"/>
+          <w:right w:val="single" w:color="9DB3CC" w:sz="6" w:space="4"/>
+        </w:pBdr>
+        <w:shd w:fill="F3F6FA" w:color="auto" w:val="clear"/>
+        <w:spacing w:after="0"/>
+      </w:pPr>
+      <w:r>
+        <w:rPr>
+          <w:rFonts w:ascii="Calibri" w:cs="Calibri" w:eastAsia="Calibri" w:hAnsi="Calibri"/>
+          <w:sz w:val="21"/>
+          <w:szCs w:val="21"/>
+        </w:rPr>
+        <w:t xml:space="preserve">All 13 items belong to the same set: rank 2 veteran weapons — polished bright steel, dark lacquered wood, silver and gold inlays, one small glowing gemstone each, clearly richer than rank 1.</w:t>
+      </w:r>
+    </w:p>
+    <w:p>
+      <w:pPr>
+        <w:pBdr>
+          <w:left w:val="single" w:color="9DB3CC" w:sz="6" w:space="4"/>
+          <w:right w:val="single" w:color="9DB3CC" w:sz="6" w:space="4"/>
+        </w:pBdr>
+        <w:shd w:fill="F3F6FA" w:color="auto" w:val="clear"/>
+        <w:spacing w:after="0"/>
+      </w:pPr>
+      <w:r>
+        <w:rPr>
+          <w:rFonts w:ascii="Calibri" w:cs="Calibri" w:eastAsia="Calibri" w:hAnsi="Calibri"/>
+          <w:sz w:val="21"/>
+          <w:szCs w:val="21"/>
+        </w:rPr>
+        <w:t xml:space="preserve">Long weapons are drawn diagonally from the lower-left (grip) to the upper-right (tip) so they fit the tile; the bow and the crossbow are shown in side view; the shield is shown from the front.</w:t>
       </w:r>
     </w:p>
     <w:p>
@@ -1983,7 +2119,7 @@
           <w:sz w:val="21"/>
           <w:szCs w:val="21"/>
         </w:rPr>
-        <w:t xml:space="preserve">Row 1 (one-handed):</w:t>
+        <w:t xml:space="preserve">Row 1:</w:t>
       </w:r>
     </w:p>
     <w:p>
@@ -2073,6 +2209,24 @@
           <w:sz w:val="21"/>
           <w:szCs w:val="21"/>
         </w:rPr>
+        <w:t xml:space="preserve">5. Dagger: Bright steel blade with a gold-inlaid line, guard shaped like two small silver wings, black leather grip with silver wire, emerald in the pommel.</w:t>
+      </w:r>
+    </w:p>
+    <w:p>
+      <w:pPr>
+        <w:pBdr>
+          <w:left w:val="single" w:color="9DB3CC" w:sz="6" w:space="4"/>
+          <w:right w:val="single" w:color="9DB3CC" w:sz="6" w:space="4"/>
+        </w:pBdr>
+        <w:shd w:fill="F3F6FA" w:color="auto" w:val="clear"/>
+        <w:spacing w:after="0"/>
+      </w:pPr>
+      <w:r>
+        <w:rPr>
+          <w:rFonts w:ascii="Calibri" w:cs="Calibri" w:eastAsia="Calibri" w:hAnsi="Calibri"/>
+          <w:sz w:val="21"/>
+          <w:szCs w:val="21"/>
+        </w:rPr>
         <w:t xml:space="preserve">Row 2:</w:t>
       </w:r>
     </w:p>
@@ -2091,24 +2245,6 @@
           <w:sz w:val="21"/>
           <w:szCs w:val="21"/>
         </w:rPr>
-        <w:t xml:space="preserve">5. Dagger: Bright steel blade with a gold-inlaid line, guard shaped like two small silver wings, black leather grip with silver wire, emerald in the pommel.</w:t>
-      </w:r>
-    </w:p>
-    <w:p>
-      <w:pPr>
-        <w:pBdr>
-          <w:left w:val="single" w:color="9DB3CC" w:sz="6" w:space="4"/>
-          <w:right w:val="single" w:color="9DB3CC" w:sz="6" w:space="4"/>
-        </w:pBdr>
-        <w:shd w:fill="F3F6FA" w:color="auto" w:val="clear"/>
-        <w:spacing w:after="0"/>
-      </w:pPr>
-      <w:r>
-        <w:rPr>
-          <w:rFonts w:ascii="Calibri" w:cs="Calibri" w:eastAsia="Calibri" w:hAnsi="Calibri"/>
-          <w:sz w:val="21"/>
-          <w:szCs w:val="21"/>
-        </w:rPr>
         <w:t xml:space="preserve">6. Two-handed greatsword: Bright steel blade with an engraved gold vine pattern near the guard, wide cross guard with silver flared ends, dark red leather grip, a large faceted ruby set in the center of the guard.</w:t>
       </w:r>
     </w:p>
@@ -2163,6 +2299,42 @@
           <w:sz w:val="21"/>
           <w:szCs w:val="21"/>
         </w:rPr>
+        <w:t xml:space="preserve">9. Two-handed battle axe: Large polished steel crescent blade with silver flame engraving and a gold edge line, dark lacquered haft with gold bands, a garnet set in the collar.</w:t>
+      </w:r>
+    </w:p>
+    <w:p>
+      <w:pPr>
+        <w:pBdr>
+          <w:left w:val="single" w:color="9DB3CC" w:sz="6" w:space="4"/>
+          <w:right w:val="single" w:color="9DB3CC" w:sz="6" w:space="4"/>
+        </w:pBdr>
+        <w:shd w:fill="F3F6FA" w:color="auto" w:val="clear"/>
+        <w:spacing w:after="0"/>
+      </w:pPr>
+      <w:r>
+        <w:rPr>
+          <w:rFonts w:ascii="Calibri" w:cs="Calibri" w:eastAsia="Calibri" w:hAnsi="Calibri"/>
+          <w:sz w:val="21"/>
+          <w:szCs w:val="21"/>
+        </w:rPr>
+        <w:t xml:space="preserve">10. Two-handed spear: Long bright steel leaf spearhead with a gold-inlaid central ridge, crossbar shaped like silver wings, dark lacquered shaft with silver rings, a small sapphire in the socket, a short blue cloth tassel tied below the head.</w:t>
+      </w:r>
+    </w:p>
+    <w:p>
+      <w:pPr>
+        <w:pBdr>
+          <w:left w:val="single" w:color="9DB3CC" w:sz="6" w:space="4"/>
+          <w:right w:val="single" w:color="9DB3CC" w:sz="6" w:space="4"/>
+        </w:pBdr>
+        <w:shd w:fill="F3F6FA" w:color="auto" w:val="clear"/>
+        <w:spacing w:after="0"/>
+      </w:pPr>
+      <w:r>
+        <w:rPr>
+          <w:rFonts w:ascii="Calibri" w:cs="Calibri" w:eastAsia="Calibri" w:hAnsi="Calibri"/>
+          <w:sz w:val="21"/>
+          <w:szCs w:val="21"/>
+        </w:rPr>
         <w:t xml:space="preserve">Row 3:</w:t>
       </w:r>
     </w:p>
@@ -2181,48 +2353,30 @@
           <w:sz w:val="21"/>
           <w:szCs w:val="21"/>
         </w:rPr>
-        <w:t xml:space="preserve">9. Two-handed battle axe: Large polished steel crescent blade with silver flame engraving and a gold edge line, dark lacquered haft with gold bands, a garnet set in the collar.</w:t>
-      </w:r>
-    </w:p>
-    <w:p>
-      <w:pPr>
-        <w:pBdr>
-          <w:left w:val="single" w:color="9DB3CC" w:sz="6" w:space="4"/>
-          <w:right w:val="single" w:color="9DB3CC" w:sz="6" w:space="4"/>
-        </w:pBdr>
-        <w:shd w:fill="F3F6FA" w:color="auto" w:val="clear"/>
-        <w:spacing w:after="0"/>
-      </w:pPr>
-      <w:r>
-        <w:rPr>
-          <w:rFonts w:ascii="Calibri" w:cs="Calibri" w:eastAsia="Calibri" w:hAnsi="Calibri"/>
-          <w:sz w:val="21"/>
-          <w:szCs w:val="21"/>
-        </w:rPr>
-        <w:t xml:space="preserve">10. Two-handed spear: Long bright steel leaf spearhead with a gold-inlaid central ridge, crossbar shaped like silver wings, dark lacquered shaft with silver rings, a small sapphire in the socket, a short blue cloth tassel tied below the head.</w:t>
-      </w:r>
-    </w:p>
-    <w:p>
-      <w:pPr>
-        <w:pBdr>
-          <w:left w:val="single" w:color="9DB3CC" w:sz="6" w:space="4"/>
-          <w:right w:val="single" w:color="9DB3CC" w:sz="6" w:space="4"/>
-        </w:pBdr>
-        <w:shd w:fill="F3F6FA" w:color="auto" w:val="clear"/>
-        <w:spacing w:after="0"/>
-      </w:pPr>
-      <w:r>
-        <w:rPr>
-          <w:rFonts w:ascii="Calibri" w:cs="Calibri" w:eastAsia="Calibri" w:hAnsi="Calibri"/>
-          <w:sz w:val="21"/>
-          <w:szCs w:val="21"/>
-        </w:rPr>
         <w:t xml:space="preserve">11. Recurve bow: Dark lacquered wood limbs with silver inlay lines, the tips shaped like small curled gold feathers, white leather grip with a small emerald set above it.</w:t>
       </w:r>
     </w:p>
     <w:p>
       <w:pPr>
         <w:pBdr>
+          <w:left w:val="single" w:color="9DB3CC" w:sz="6" w:space="4"/>
+          <w:right w:val="single" w:color="9DB3CC" w:sz="6" w:space="4"/>
+        </w:pBdr>
+        <w:shd w:fill="F3F6FA" w:color="auto" w:val="clear"/>
+        <w:spacing w:after="0"/>
+      </w:pPr>
+      <w:r>
+        <w:rPr>
+          <w:rFonts w:ascii="Calibri" w:cs="Calibri" w:eastAsia="Calibri" w:hAnsi="Calibri"/>
+          <w:sz w:val="21"/>
+          <w:szCs w:val="21"/>
+        </w:rPr>
+        <w:t xml:space="preserve">12. Shield for the off hand: Polished steel face with a raised silver sunburst emblem and gold edge trim, white-blue enamel panels, a faceted sapphire in the center of the sun, thick rounded rim.</w:t>
+      </w:r>
+    </w:p>
+    <w:p>
+      <w:pPr>
+        <w:pBdr>
           <w:bottom w:val="single" w:color="9DB3CC" w:sz="6" w:space="4"/>
           <w:left w:val="single" w:color="9DB3CC" w:sz="6" w:space="4"/>
           <w:right w:val="single" w:color="9DB3CC" w:sz="6" w:space="4"/>
@@ -2236,7 +2390,7 @@
           <w:sz w:val="21"/>
           <w:szCs w:val="21"/>
         </w:rPr>
-        <w:t xml:space="preserve">12. Crossbow: Dark lacquered stock with silver engraving, polished steel prod with gold tips, a small winch on the side, a sapphire set in the stock.</w:t>
+        <w:t xml:space="preserve">13. Crossbow: Dark lacquered stock with silver engraving, polished steel prod with gold tips, a small winch on the side, a sapphire set in the stock.</w:t>
       </w:r>
     </w:p>
     <w:p>
